--- a/RameshSelvaraj-Resume_Samsung.docx
+++ b/RameshSelvaraj-Resume_Samsung.docx
@@ -153,31 +153,53 @@
           <w:sz w:val="20"/>
           <w:szCs w:val="20"/>
         </w:rPr>
-        <w:t>16 years of IT infrastructure experience</w:t>
-      </w:r>
-      <w:r>
-        <w:rPr>
-          <w:rFonts w:ascii="Calibri" w:hAnsi="Calibri" w:cs="Calibri"/>
-          <w:sz w:val="20"/>
-          <w:szCs w:val="20"/>
-        </w:rPr>
-        <w:t xml:space="preserve">, including 10 years </w:t>
-      </w:r>
-      <w:r>
-        <w:rPr>
-          <w:rFonts w:ascii="Calibri" w:hAnsi="Calibri" w:cs="Calibri"/>
-          <w:sz w:val="20"/>
-          <w:szCs w:val="20"/>
-        </w:rPr>
-        <w:t xml:space="preserve">Customer support </w:t>
-      </w:r>
-      <w:r>
-        <w:rPr>
-          <w:rFonts w:ascii="Calibri" w:hAnsi="Calibri" w:cs="Calibri"/>
-          <w:sz w:val="20"/>
-          <w:szCs w:val="20"/>
-        </w:rPr>
-        <w:t>Engineer, data</w:t>
+        <w:t xml:space="preserve">26 </w:t>
+      </w:r>
+      <w:r>
+        <w:rPr>
+          <w:rFonts w:ascii="Calibri" w:hAnsi="Calibri" w:cs="Calibri"/>
+          <w:b/>
+          <w:bCs/>
+          <w:sz w:val="20"/>
+          <w:szCs w:val="20"/>
+        </w:rPr>
+        <w:t xml:space="preserve">years of </w:t>
+      </w:r>
+      <w:r>
+        <w:rPr>
+          <w:rFonts w:ascii="Calibri" w:hAnsi="Calibri" w:cs="Calibri"/>
+          <w:b/>
+          <w:bCs/>
+          <w:sz w:val="20"/>
+          <w:szCs w:val="20"/>
+        </w:rPr>
+        <w:t xml:space="preserve">overall professional experience, including 16 years in enterprise </w:t>
+      </w:r>
+      <w:r>
+        <w:rPr>
+          <w:rFonts w:ascii="Calibri" w:hAnsi="Calibri" w:cs="Calibri"/>
+          <w:b/>
+          <w:bCs/>
+          <w:sz w:val="20"/>
+          <w:szCs w:val="20"/>
+        </w:rPr>
+        <w:t>IT infrastructure experience</w:t>
+      </w:r>
+      <w:r>
+        <w:rPr>
+          <w:rFonts w:ascii="Calibri" w:hAnsi="Calibri" w:cs="Calibri"/>
+          <w:sz w:val="20"/>
+          <w:szCs w:val="20"/>
+        </w:rPr>
+        <w:t>,</w:t>
+      </w:r>
+      <w:r>
+        <w:rPr>
+          <w:rFonts w:ascii="Calibri" w:hAnsi="Calibri" w:cs="Calibri"/>
+          <w:sz w:val="20"/>
+          <w:szCs w:val="20"/>
+        </w:rPr>
+        <w:t xml:space="preserve"> data</w:t>
       </w:r>
       <w:r>
         <w:rPr>
@@ -193,47 +215,7 @@
           <w:sz w:val="20"/>
           <w:szCs w:val="20"/>
         </w:rPr>
-        <w:t xml:space="preserve"> </w:t>
-      </w:r>
-      <w:r>
-        <w:rPr>
-          <w:rFonts w:ascii="Calibri" w:hAnsi="Calibri" w:cs="Calibri"/>
-          <w:sz w:val="20"/>
-          <w:szCs w:val="20"/>
-        </w:rPr>
-        <w:t>Expertise in Linux, AIX, IBM Power Systems, VMware, GPU/HPC servers,</w:t>
-      </w:r>
-      <w:r>
-        <w:rPr>
-          <w:rFonts w:ascii="Calibri" w:hAnsi="Calibri" w:cs="Calibri"/>
-          <w:sz w:val="20"/>
-          <w:szCs w:val="20"/>
-        </w:rPr>
-        <w:t xml:space="preserve"> </w:t>
-      </w:r>
-      <w:r>
-        <w:rPr>
-          <w:rFonts w:ascii="Calibri" w:hAnsi="Calibri" w:cs="Calibri"/>
-          <w:sz w:val="20"/>
-          <w:szCs w:val="20"/>
-        </w:rPr>
-        <w:t>storage, backup, high availability, data center migration, OS lifecycle management, and infrastructure security. Hands-on with Ansible, Terraform, Packer, Python</w:t>
-      </w:r>
-      <w:r>
-        <w:rPr>
-          <w:rFonts w:ascii="Calibri" w:hAnsi="Calibri" w:cs="Calibri"/>
-          <w:sz w:val="20"/>
-          <w:szCs w:val="20"/>
-        </w:rPr>
-        <w:t>/Shell</w:t>
-      </w:r>
-      <w:r>
-        <w:rPr>
-          <w:rFonts w:ascii="Calibri" w:hAnsi="Calibri" w:cs="Calibri"/>
-          <w:sz w:val="20"/>
-          <w:szCs w:val="20"/>
-        </w:rPr>
-        <w:t>, Bash, Docker, Kubernetes, Jenkins, GitHub Actions, AWS, GCP, Prometheus, and Grafana. Proven record of leading large-scale infrastructure transitions, automation initiatives, and mission-critical application migrations while maintaining high availability, security, and minimal downtime.</w:t>
+        <w:t xml:space="preserve"> Expertise in Linux, AIX, IBM Power Systems, VMware, GPU/HPC servers, storage, backup, high availability, data center migration, OS lifecycle management, and infrastructure security. Hands-on with Ansible, Terraform, Packer, Python/Shell, Bash, Docker, Kubernetes, Jenkins, GitHub Actions, AWS, GCP, Prometheus, and Grafana. Proven record of leading large-scale infrastructure transitions, automation initiatives, and mission-critical application migrations while maintaining high availability, security, and minimal downtime.</w:t>
       </w:r>
     </w:p>
     <w:p>
@@ -1286,23 +1268,7 @@
           <w:sz w:val="20"/>
           <w:szCs w:val="20"/>
         </w:rPr>
-        <w:t xml:space="preserve">Maintain Data Center Infrastructure Management records in </w:t>
-      </w:r>
-      <w:r>
-        <w:rPr>
-          <w:rFonts w:ascii="Calibri" w:hAnsi="Calibri" w:cs="Calibri"/>
-          <w:sz w:val="20"/>
-          <w:szCs w:val="20"/>
-        </w:rPr>
-        <w:t>Net Box</w:t>
-      </w:r>
-      <w:r>
-        <w:rPr>
-          <w:rFonts w:ascii="Calibri" w:hAnsi="Calibri" w:cs="Calibri"/>
-          <w:sz w:val="20"/>
-          <w:szCs w:val="20"/>
-        </w:rPr>
-        <w:t>, including rack locations, serial numbers, asset tags, server ownership, network information, and lifecycle status</w:t>
+        <w:t>Maintain Data Center Infrastructure Management records in Net Box, including rack locations, serial numbers, asset tags, server ownership, network information, and lifecycle status</w:t>
       </w:r>
     </w:p>
     <w:p>
@@ -1537,15 +1503,7 @@
           <w:sz w:val="20"/>
           <w:szCs w:val="20"/>
         </w:rPr>
-        <w:t>Migrated critical workloads from CentOS to Ubuntu, including IT NFS services and Splunk-related infrastructure, while maintaining service continuity and completing post-migration validation</w:t>
-      </w:r>
-      <w:r>
-        <w:rPr>
-          <w:rFonts w:ascii="Calibri" w:hAnsi="Calibri" w:cs="Calibri"/>
-          <w:sz w:val="20"/>
-          <w:szCs w:val="20"/>
-        </w:rPr>
-        <w:t>.</w:t>
+        <w:t>Migrated critical workloads from CentOS to Ubuntu, including IT NFS services and Splunk-related infrastructure, while maintaining service continuity and completing post-migration validation.</w:t>
       </w:r>
     </w:p>
     <w:p>
@@ -1737,15 +1695,7 @@
           <w:sz w:val="20"/>
           <w:szCs w:val="20"/>
         </w:rPr>
-        <w:t>Support containerized workloads and contribute to Kubernetes-based application deployment, configuration, troubleshooting, and operational suppor</w:t>
-      </w:r>
-      <w:r>
-        <w:rPr>
-          <w:rFonts w:ascii="Calibri" w:hAnsi="Calibri" w:cs="Calibri"/>
-          <w:sz w:val="20"/>
-          <w:szCs w:val="20"/>
-        </w:rPr>
-        <w:t>t.</w:t>
+        <w:t>Support containerized workloads and contribute to Kubernetes-based application deployment, configuration, troubleshooting, and operational support.</w:t>
       </w:r>
     </w:p>
     <w:p>
@@ -1825,15 +1775,7 @@
           <w:sz w:val="20"/>
           <w:szCs w:val="20"/>
         </w:rPr>
-        <w:t xml:space="preserve"> </w:t>
-      </w:r>
-      <w:r>
-        <w:rPr>
-          <w:rFonts w:ascii="Calibri" w:hAnsi="Calibri" w:cs="Calibri"/>
-          <w:sz w:val="20"/>
-          <w:szCs w:val="20"/>
-        </w:rPr>
-        <w:t>supporting enterprise applications and infrastructure services.</w:t>
+        <w:t xml:space="preserve"> supporting enterprise applications and infrastructure services.</w:t>
       </w:r>
     </w:p>
     <w:p>
@@ -2310,23 +2252,7 @@
           <w:sz w:val="20"/>
           <w:szCs w:val="20"/>
         </w:rPr>
-        <w:t xml:space="preserve">Conduct recurring physical inventory audits and reconcile data center assets against </w:t>
-      </w:r>
-      <w:r>
-        <w:rPr>
-          <w:rFonts w:ascii="Calibri" w:hAnsi="Calibri" w:cs="Calibri"/>
-          <w:sz w:val="20"/>
-          <w:szCs w:val="20"/>
-        </w:rPr>
-        <w:t>Net Box</w:t>
-      </w:r>
-      <w:r>
-        <w:rPr>
-          <w:rFonts w:ascii="Calibri" w:hAnsi="Calibri" w:cs="Calibri"/>
-          <w:sz w:val="20"/>
-          <w:szCs w:val="20"/>
-        </w:rPr>
-        <w:t>, and internal asset-management records.</w:t>
+        <w:t>Conduct recurring physical inventory audits and reconcile data center assets against Net Box, and internal asset-management records.</w:t>
       </w:r>
     </w:p>
     <w:p>
@@ -4485,15 +4411,7 @@
           <w:sz w:val="20"/>
           <w:szCs w:val="20"/>
         </w:rPr>
-        <w:t>Configured PowerVM LPM tool in our Environment use to move the Lpars from one Frame to another physical frame.</w:t>
-      </w:r>
-      <w:r>
-        <w:rPr>
-          <w:rFonts w:ascii="Calibri" w:eastAsia="Arial Unicode MS" w:hAnsi="Calibri" w:cs="Calibri"/>
-          <w:sz w:val="20"/>
-          <w:szCs w:val="20"/>
-        </w:rPr>
-        <w:t xml:space="preserve"> And </w:t>
+        <w:t xml:space="preserve">Configured PowerVM LPM tool in our Environment use to move the Lpars from one Frame to another physical frame. And </w:t>
       </w:r>
       <w:r>
         <w:rPr>
@@ -17592,6 +17510,7 @@
   <w:style w:type="character" w:default="1" w:styleId="DefaultParagraphFont">
     <w:name w:val="Default Paragraph Font"/>
     <w:uiPriority w:val="1"/>
+    <w:semiHidden/>
     <w:unhideWhenUsed/>
   </w:style>
   <w:style w:type="table" w:default="1" w:styleId="TableNormal">
